--- a/archive/猫最小原型1.0.docx
+++ b/archive/猫最小原型1.0.docx
@@ -91,8 +91,6 @@
       <w:r>
         <w:t>解决流浪猫“管理难、救助难、领养难”的社会问题</w:t>
       </w:r>
-      <w:bookmarkStart w:id="0" w:name="_GoBack"/>
-      <w:bookmarkEnd w:id="0"/>
     </w:p>
     <w:p>
       <w:pPr>
@@ -681,15 +679,8 @@
           </v:rect>
         </w:pict>
       </w:r>
-    </w:p>
-    <w:p>
-      <w:pPr>
-        <w:pStyle w:val="3"/>
-        <w:keepNext w:val="0"/>
-        <w:keepLines w:val="0"/>
-        <w:widowControl/>
-        <w:suppressLineNumbers w:val="0"/>
-      </w:pPr>
+      <w:bookmarkStart w:id="0" w:name="_GoBack"/>
+      <w:bookmarkEnd w:id="0"/>
       <w:r>
         <w:t>三、最小原型设计</w:t>
       </w:r>
@@ -965,7 +956,6 @@
             <w:insideH w:val="none" w:color="auto" w:sz="0" w:space="0"/>
             <w:insideV w:val="none" w:color="auto" w:sz="0" w:space="0"/>
           </w:tblBorders>
-          <w:shd w:val="clear" w:color="auto" w:fill="auto"/>
           <w:tblCellMar>
             <w:top w:w="15" w:type="dxa"/>
             <w:left w:w="15" w:type="dxa"/>
@@ -1187,7 +1177,6 @@
             <w:insideH w:val="none" w:color="auto" w:sz="0" w:space="0"/>
             <w:insideV w:val="none" w:color="auto" w:sz="0" w:space="0"/>
           </w:tblBorders>
-          <w:shd w:val="clear" w:color="auto" w:fill="auto"/>
           <w:tblCellMar>
             <w:top w:w="15" w:type="dxa"/>
             <w:left w:w="15" w:type="dxa"/>
